--- a/mps-nivel-c/oficial/04_registros/AASP_Andamento-Processuais/MQ-AASPAP01-001_Definicao-de-Metas-de-Qualidade.docx
+++ b/mps-nivel-c/oficial/04_registros/AASP_Andamento-Processuais/MQ-AASPAP01-001_Definicao-de-Metas-de-Qualidade.docx
@@ -742,7 +742,7 @@
           </w:tcPr>
           <w:p>
             <w:r>
-              <w:t>Time de Melhoria Contínua</w:t>
+              <w:t>Gerente de Projeto</w:t>
             </w:r>
           </w:p>
         </w:tc>
